--- a/交付成果/第三轮修订版/第三轮4周版/读书会14_阿毗达摩基础_4周资料包（第三版修订）/Word版/第4周_色法涅槃与生活应用_学员版.docx
+++ b/交付成果/第三轮修订版/第三轮4周版/读书会14_阿毗达摩基础_4周资料包（第三版修订）/Word版/第4周_色法涅槃与生活应用_学员版.docx
@@ -6247,7 +6247,7 @@
         <w:rPr>
           <w:b w:val="0"/>
         </w:rPr>
-        <w:t>3、环境对四界的影响：地界、水界、火界、风界（流年、五运六气）</w:t>
+        <w:t>3、环境对四界的影响：地界、水界、火界、风界（流年、五蕴六气）</w:t>
       </w:r>
     </w:p>
     <w:p>

--- a/交付成果/第三轮修订版/第三轮4周版/读书会14_阿毗达摩基础_4周资料包（第三版修订）/Word版/第4周_色法涅槃与生活应用_学员版.docx
+++ b/交付成果/第三轮修订版/第三轮4周版/读书会14_阿毗达摩基础_4周资料包（第三版修订）/Word版/第4周_色法涅槃与生活应用_学员版.docx
@@ -4371,14 +4371,6 @@
     <w:p>
       <w:r>
         <w:rPr>
-          <w:b w:val="0"/>
-        </w:rPr>
-        <w:t>[generated, not original text]</w:t>
-      </w:r>
-    </w:p>
-    <w:p>
-      <w:r>
-        <w:rPr>
           <w:b/>
           <w:color w:val="1E4620"/>
           <w:sz w:val="23"/>
@@ -6749,14 +6741,6 @@
     <w:p>
       <w:r>
         <w:rPr>
-          <w:b w:val="0"/>
-        </w:rPr>
-        <w:t>[generated, not original text]</w:t>
-      </w:r>
-    </w:p>
-    <w:p>
-      <w:r>
-        <w:rPr>
           <w:b/>
           <w:color w:val="1E4620"/>
           <w:sz w:val="23"/>
@@ -7241,14 +7225,6 @@
           <w:b w:val="0"/>
         </w:rPr>
         <w:t xml:space="preserve">    A4 --&gt;|第三类色聚包含八种基本色法、第九命根和第十色法。由于它有十种色法，所以叫作十法聚(dasaka-kalapa)。十法聚有三种类型：1. 眼(cakkhu-)、耳(sota-)、鼻(gnha-)、舌(jivha-)、身(kaya-)十法聚(dasaka-kalapa)；其第十种色法分别为眼净色、耳净色、鼻净色、舌净色和身净色(passada-ripa)；2. 心十法聚(hadaya-dasaka-kalapa)：第十种色法为心色(hadaya-ripa)；3. 性十法聚(bhava-dasaka-kalapa)：第十种色法为性根色33(bhava-ripa)。| A7[第三类色聚]</w:t>
-      </w:r>
-    </w:p>
-    <w:p>
-      <w:r>
-        <w:rPr>
-          <w:b w:val="0"/>
-        </w:rPr>
-        <w:t>[generated, not original text]</w:t>
       </w:r>
     </w:p>
     <w:p>
@@ -8310,14 +8286,6 @@
     <w:p>
       <w:r>
         <w:rPr>
-          <w:b w:val="0"/>
-        </w:rPr>
-        <w:t>[generated, not original text]</w:t>
-      </w:r>
-    </w:p>
-    <w:p>
-      <w:r>
-        <w:rPr>
           <w:b/>
           <w:color w:val="1E4620"/>
           <w:sz w:val="26"/>
@@ -9668,14 +9636,6 @@
     <w:p>
       <w:r>
         <w:rPr>
-          <w:b w:val="0"/>
-        </w:rPr>
-        <w:t>[generated, not original text]</w:t>
-      </w:r>
-    </w:p>
-    <w:p>
-      <w:r>
-        <w:rPr>
           <w:b/>
           <w:color w:val="1E4620"/>
           <w:sz w:val="23"/>
@@ -9999,14 +9959,6 @@
           <w:b w:val="0"/>
         </w:rPr>
         <w:t>所以我们通过阿毗达摩的知识，来理解诸法的无我性，我认为，整个阿毗达摩论藏只是教导我们：无我，诸法无我，因为，任何事物细分为更小的成分，都没有实体，没有什么永恒的东西，因为它们每一个刹那都在生灭，所以，我们就知道，诸法无我。</w:t>
-      </w:r>
-    </w:p>
-    <w:p>
-      <w:r>
-        <w:rPr>
-          <w:b w:val="0"/>
-        </w:rPr>
-        <w:t>[generated, not original text]</w:t>
       </w:r>
     </w:p>
     <w:p>
@@ -12527,14 +12479,6 @@
           <w:b w:val="0"/>
         </w:rPr>
         <w:t>十二缘起的类别中提及：「有」有两种：「业有」(kammabhavo)与「生有」(upapattibhava)。《分别论》：「此中，什么'取缘有'？有两种，业有、生有。此中，什么是'业有'？福行、非福行、不动行，是名'业有'。一切含业的有，是名'业有'。此中，什么是'生有'？即欲有，色有，无色有；想有，无想有，非想非非想有；一蕴有，四蕴有，五蕴有，是名'生有'。」</w:t>
-      </w:r>
-    </w:p>
-    <w:p>
-      <w:r>
-        <w:rPr>
-          <w:b w:val="0"/>
-        </w:rPr>
-        <w:t>[generated, not original text]</w:t>
       </w:r>
     </w:p>
     <w:p>
